--- a/templates/health.docx
+++ b/templates/health.docx
@@ -16,15 +16,15 @@
         </w:tblCellMar>
       </w:tblPr>
       <w:tblGrid>
-        <w:gridCol w:w="4478"/>
-        <w:gridCol w:w="1865"/>
+        <w:gridCol w:w="4476"/>
+        <w:gridCol w:w="1867"/>
         <w:gridCol w:w="3303"/>
       </w:tblGrid>
       <w:tr>
         <w:trPr/>
         <w:tc>
           <w:tcPr>
-            <w:tcW w:w="4478" w:type="dxa"/>
+            <w:tcW w:w="4476" w:type="dxa"/>
             <w:tcBorders>
               <w:top w:val="single" w:sz="4" w:space="0" w:color="000000"/>
               <w:start w:val="single" w:sz="4" w:space="0" w:color="000000"/>
@@ -330,7 +330,7 @@
                 <w:u w:val="none"/>
                 <w:lang w:val="ru-RU" w:eastAsia="zh-CN" w:bidi="hi-IN"/>
               </w:rPr>
-              <w:t xml:space="preserve"> </w:t>
+              <w:t> </w:t>
             </w:r>
             <w:r>
               <w:rPr>
@@ -422,7 +422,7 @@
         </w:tc>
         <w:tc>
           <w:tcPr>
-            <w:tcW w:w="1865" w:type="dxa"/>
+            <w:tcW w:w="1867" w:type="dxa"/>
             <w:tcBorders>
               <w:top w:val="single" w:sz="4" w:space="0" w:color="000000"/>
               <w:start w:val="single" w:sz="4" w:space="0" w:color="000000"/>
@@ -552,66 +552,42 @@
             </w:pPr>
             <w:r>
               <w:rPr>
+                <w:lang w:val="ru-RU"/>
+              </w:rPr>
+              <w:t>{{кому}}</w:t>
+            </w:r>
+          </w:p>
+          <w:p>
+            <w:pPr>
+              <w:pStyle w:val="user2"/>
+              <w:bidi w:val="0"/>
+              <w:spacing w:lineRule="auto" w:line="240"/>
+              <w:jc w:val="start"/>
+              <w:rPr>
                 <w:lang w:val="en-US"/>
               </w:rPr>
-              <w:t>{{</w:t>
-            </w:r>
+            </w:pPr>
+            <w:r>
+              <w:rPr>
+                <w:lang w:val="en-US"/>
+              </w:rPr>
+            </w:r>
+          </w:p>
+          <w:p>
+            <w:pPr>
+              <w:pStyle w:val="user2"/>
+              <w:bidi w:val="0"/>
+              <w:spacing w:lineRule="auto" w:line="240"/>
+              <w:jc w:val="start"/>
+              <w:rPr>
+                <w:lang w:val="en-US"/>
+              </w:rPr>
+            </w:pPr>
             <w:r>
               <w:rPr>
                 <w:lang w:val="ru-RU"/>
               </w:rPr>
-              <w:t>кому</w:t>
-            </w:r>
-            <w:r>
-              <w:rPr>
-                <w:lang w:val="en-US"/>
-              </w:rPr>
-              <w:t>}}</w:t>
-            </w:r>
-          </w:p>
-          <w:p>
-            <w:pPr>
-              <w:pStyle w:val="user2"/>
-              <w:bidi w:val="0"/>
-              <w:spacing w:lineRule="auto" w:line="240"/>
-              <w:jc w:val="start"/>
-              <w:rPr>
-                <w:lang w:val="en-US"/>
-              </w:rPr>
-            </w:pPr>
-            <w:r>
-              <w:rPr>
-                <w:lang w:val="en-US"/>
-              </w:rPr>
-            </w:r>
-          </w:p>
-          <w:p>
-            <w:pPr>
-              <w:pStyle w:val="user2"/>
-              <w:bidi w:val="0"/>
-              <w:spacing w:lineRule="auto" w:line="240"/>
-              <w:jc w:val="start"/>
-              <w:rPr>
-                <w:lang w:val="en-US"/>
-              </w:rPr>
-            </w:pPr>
-            <w:r>
-              <w:rPr>
-                <w:lang w:val="en-US"/>
-              </w:rPr>
-              <w:t>{{к</w:t>
-            </w:r>
-            <w:r>
-              <w:rPr>
-                <w:lang w:val="ru-RU"/>
-              </w:rPr>
-              <w:t>ому:_адрес</w:t>
-            </w:r>
-            <w:r>
-              <w:rPr>
-                <w:lang w:val="en-US"/>
-              </w:rPr>
-              <w:t>}}</w:t>
+              <w:t>{{кому:_адрес}}</w:t>
             </w:r>
           </w:p>
         </w:tc>
@@ -682,14 +658,7 @@
           <w:i w:val="false"/>
           <w:iCs w:val="false"/>
         </w:rPr>
-        <w:t>В соответствии с приказом Министерства здравоохранения Российской Федерации от 02.05.2023 7. № 202н «Об учреждении перечня медицинских противопоказаний в предоставлении социальных услуг в форме социального обслуживания на дому, а также формы заключения уполномоченной медицинской организации о наличии (об отсутствии) таких противопоказаний» прошу дать медицинское заключение о состоянии здоровья гражданина, подавшего заявление на признание нуждающимся в социальном обслуживании</w:t>
-      </w:r>
-      <w:r>
-        <w:rPr>
-          <w:i w:val="false"/>
-          <w:iCs w:val="false"/>
-        </w:rPr>
-        <w:t>:</w:t>
+        <w:t>В соответствии с приказом Министерства здравоохранения Российской Федерации от 02.05.2023 7. № 202н «Об учреждении перечня медицинских противопоказаний в предоставлении социальных услуг в форме социального обслуживания на дому, а также формы заключения уполномоченной медицинской организации о наличии (об отсутствии) таких противопоказаний» прошу дать медицинское заключение о состоянии здоровья гражданина, подавшего заявление на признание нуждающимся в социальном обслуживании:</w:t>
       </w:r>
     </w:p>
     <w:p>
@@ -733,89 +702,9 @@
         <w:rPr>
           <w:i w:val="false"/>
           <w:iCs w:val="false"/>
-          <w:lang w:val="en-US"/>
-        </w:rPr>
-        <w:t>{{</w:t>
-      </w:r>
-      <w:r>
-        <w:rPr>
-          <w:i w:val="false"/>
-          <w:iCs w:val="false"/>
-          <w:lang w:val="ru-RU"/>
-        </w:rPr>
-        <w:t>фио</w:t>
-      </w:r>
-      <w:r>
-        <w:rPr>
-          <w:i w:val="false"/>
-          <w:iCs w:val="false"/>
-          <w:lang w:val="en-US"/>
-        </w:rPr>
-        <w:t xml:space="preserve">}}, </w:t>
-      </w:r>
-      <w:r>
-        <w:rPr>
-          <w:i w:val="false"/>
-          <w:iCs w:val="false"/>
-          <w:lang w:val="ru-RU"/>
-        </w:rPr>
-        <w:t xml:space="preserve">дата рождения: </w:t>
-      </w:r>
-      <w:r>
-        <w:rPr>
-          <w:i w:val="false"/>
-          <w:iCs w:val="false"/>
-          <w:lang w:val="en-US"/>
-        </w:rPr>
-        <w:t>{{</w:t>
-      </w:r>
-      <w:r>
-        <w:rPr>
-          <w:i w:val="false"/>
-          <w:iCs w:val="false"/>
-          <w:lang w:val="ru-RU"/>
-        </w:rPr>
-        <w:t>дата_рождения</w:t>
-      </w:r>
-      <w:r>
-        <w:rPr>
-          <w:i w:val="false"/>
-          <w:iCs w:val="false"/>
-          <w:lang w:val="en-US"/>
-        </w:rPr>
-        <w:t xml:space="preserve">}}, </w:t>
-      </w:r>
-      <w:r>
-        <w:rPr>
-          <w:i w:val="false"/>
-          <w:iCs w:val="false"/>
-          <w:lang w:val="ru-RU"/>
-        </w:rPr>
-        <w:t xml:space="preserve">адрес: </w:t>
-      </w:r>
-      <w:r>
-        <w:rPr>
-          <w:i w:val="false"/>
-          <w:iCs w:val="false"/>
-          <w:lang w:val="en-US"/>
-        </w:rPr>
-        <w:t>{{</w:t>
-      </w:r>
-      <w:r>
-        <w:rPr>
-          <w:i w:val="false"/>
-          <w:iCs w:val="false"/>
-          <w:lang w:val="ru-RU"/>
-        </w:rPr>
-        <w:t>адрес</w:t>
-      </w:r>
-      <w:r>
-        <w:rPr>
-          <w:i w:val="false"/>
-          <w:iCs w:val="false"/>
-          <w:lang w:val="en-US"/>
-        </w:rPr>
-        <w:t>}}</w:t>
+          <w:lang w:val="ru-RU"/>
+        </w:rPr>
+        <w:t>{{фио}}, дата рождения: {{дата_рождения}}, адрес: {{адрес}}</w:t>
       </w:r>
     </w:p>
     <w:p>
@@ -925,193 +814,149 @@
         <w:tab/>
         <w:tab/>
         <w:tab/>
-      </w:r>
-      <w:r>
-        <w:rPr>
-          <w:i w:val="false"/>
-          <w:iCs w:val="false"/>
-          <w:u w:val="none"/>
-          <w:lang w:val="ru-RU"/>
-        </w:rPr>
-        <w:t>Сергеева О.В</w:t>
-      </w:r>
-      <w:r>
-        <w:rPr>
-          <w:i w:val="false"/>
-          <w:iCs w:val="false"/>
-          <w:u w:val="none"/>
-          <w:lang w:val="ru-RU"/>
-        </w:rPr>
-        <w:t>.</w:t>
-      </w:r>
-    </w:p>
-    <w:p>
-      <w:pPr>
-        <w:pStyle w:val="Normal"/>
-        <w:bidi w:val="0"/>
-        <w:spacing w:lineRule="auto" w:line="240"/>
-        <w:jc w:val="start"/>
-        <w:rPr>
-          <w:lang w:val="ru-RU"/>
-        </w:rPr>
-      </w:pPr>
-      <w:r>
-        <w:rPr>
-          <w:i w:val="false"/>
-          <w:iCs w:val="false"/>
-          <w:u w:val="none"/>
-          <w:lang w:val="ru-RU"/>
-        </w:rPr>
-      </w:r>
-    </w:p>
-    <w:p>
-      <w:pPr>
-        <w:pStyle w:val="Normal"/>
-        <w:bidi w:val="0"/>
-        <w:spacing w:lineRule="auto" w:line="240"/>
-        <w:jc w:val="start"/>
-        <w:rPr>
-          <w:lang w:val="ru-RU"/>
-        </w:rPr>
-      </w:pPr>
-      <w:r>
-        <w:rPr>
-          <w:i w:val="false"/>
-          <w:iCs w:val="false"/>
-          <w:u w:val="none"/>
-          <w:lang w:val="ru-RU"/>
-        </w:rPr>
-      </w:r>
-    </w:p>
-    <w:p>
-      <w:pPr>
-        <w:pStyle w:val="Normal"/>
-        <w:bidi w:val="0"/>
-        <w:spacing w:lineRule="auto" w:line="240"/>
-        <w:jc w:val="start"/>
-        <w:rPr>
-          <w:lang w:val="ru-RU"/>
-        </w:rPr>
-      </w:pPr>
-      <w:r>
-        <w:rPr>
-          <w:i w:val="false"/>
-          <w:iCs w:val="false"/>
-          <w:u w:val="none"/>
-          <w:lang w:val="ru-RU"/>
-        </w:rPr>
-      </w:r>
-    </w:p>
-    <w:p>
-      <w:pPr>
-        <w:pStyle w:val="Normal"/>
-        <w:bidi w:val="0"/>
-        <w:spacing w:lineRule="auto" w:line="240"/>
-        <w:jc w:val="start"/>
-        <w:rPr>
-          <w:lang w:val="ru-RU"/>
-        </w:rPr>
-      </w:pPr>
-      <w:r>
-        <w:rPr>
-          <w:i w:val="false"/>
-          <w:iCs w:val="false"/>
-          <w:u w:val="none"/>
-          <w:lang w:val="ru-RU"/>
-        </w:rPr>
-      </w:r>
-    </w:p>
-    <w:p>
-      <w:pPr>
-        <w:pStyle w:val="Normal"/>
-        <w:bidi w:val="0"/>
-        <w:spacing w:lineRule="auto" w:line="240"/>
-        <w:jc w:val="start"/>
-        <w:rPr>
-          <w:lang w:val="ru-RU"/>
-        </w:rPr>
-      </w:pPr>
-      <w:r>
-        <w:rPr>
-          <w:i w:val="false"/>
-          <w:iCs w:val="false"/>
-          <w:u w:val="none"/>
-          <w:lang w:val="ru-RU"/>
-        </w:rPr>
-      </w:r>
-    </w:p>
-    <w:p>
-      <w:pPr>
-        <w:pStyle w:val="Normal"/>
-        <w:bidi w:val="0"/>
-        <w:spacing w:lineRule="auto" w:line="240"/>
-        <w:jc w:val="start"/>
-        <w:rPr>
-          <w:lang w:val="ru-RU"/>
-        </w:rPr>
-      </w:pPr>
-      <w:r>
-        <w:rPr>
-          <w:i w:val="false"/>
-          <w:iCs w:val="false"/>
-          <w:u w:val="none"/>
-          <w:lang w:val="ru-RU"/>
-        </w:rPr>
-      </w:r>
-    </w:p>
-    <w:p>
-      <w:pPr>
-        <w:pStyle w:val="Normal"/>
-        <w:bidi w:val="0"/>
-        <w:spacing w:lineRule="auto" w:line="240"/>
-        <w:jc w:val="start"/>
-        <w:rPr>
-          <w:lang w:val="ru-RU"/>
-        </w:rPr>
-      </w:pPr>
-      <w:r>
-        <w:rPr>
-          <w:i w:val="false"/>
-          <w:iCs w:val="false"/>
-          <w:u w:val="none"/>
-          <w:lang w:val="ru-RU"/>
-        </w:rPr>
-      </w:r>
-    </w:p>
-    <w:p>
-      <w:pPr>
-        <w:pStyle w:val="Normal"/>
-        <w:bidi w:val="0"/>
-        <w:spacing w:lineRule="auto" w:line="240"/>
-        <w:jc w:val="start"/>
-        <w:rPr>
-          <w:lang w:val="ru-RU"/>
-        </w:rPr>
-      </w:pPr>
-      <w:r>
-        <w:rPr>
-          <w:i w:val="false"/>
-          <w:iCs w:val="false"/>
-          <w:u w:val="none"/>
-          <w:lang w:val="ru-RU"/>
-        </w:rPr>
-      </w:r>
-    </w:p>
-    <w:p>
-      <w:pPr>
-        <w:pStyle w:val="Normal"/>
-        <w:bidi w:val="0"/>
-        <w:spacing w:lineRule="auto" w:line="240"/>
-        <w:jc w:val="start"/>
-        <w:rPr>
-          <w:lang w:val="ru-RU"/>
-        </w:rPr>
-      </w:pPr>
-      <w:r>
-        <w:rPr>
-          <w:i w:val="false"/>
-          <w:iCs w:val="false"/>
-          <w:u w:val="none"/>
+        <w:t>Сергеева О.В.</w:t>
+      </w:r>
+    </w:p>
+    <w:p>
+      <w:pPr>
+        <w:pStyle w:val="Normal"/>
+        <w:bidi w:val="0"/>
+        <w:spacing w:lineRule="auto" w:line="240"/>
+        <w:jc w:val="start"/>
+        <w:rPr>
+          <w:lang w:val="ru-RU"/>
+        </w:rPr>
+      </w:pPr>
+      <w:r>
+        <w:rPr>
+          <w:lang w:val="ru-RU"/>
+        </w:rPr>
+      </w:r>
+    </w:p>
+    <w:p>
+      <w:pPr>
+        <w:pStyle w:val="Normal"/>
+        <w:bidi w:val="0"/>
+        <w:spacing w:lineRule="auto" w:line="240"/>
+        <w:jc w:val="start"/>
+        <w:rPr>
+          <w:lang w:val="ru-RU"/>
+        </w:rPr>
+      </w:pPr>
+      <w:r>
+        <w:rPr>
+          <w:lang w:val="ru-RU"/>
+        </w:rPr>
+      </w:r>
+    </w:p>
+    <w:p>
+      <w:pPr>
+        <w:pStyle w:val="Normal"/>
+        <w:bidi w:val="0"/>
+        <w:spacing w:lineRule="auto" w:line="240"/>
+        <w:jc w:val="start"/>
+        <w:rPr>
+          <w:lang w:val="ru-RU"/>
+        </w:rPr>
+      </w:pPr>
+      <w:r>
+        <w:rPr>
+          <w:lang w:val="ru-RU"/>
+        </w:rPr>
+      </w:r>
+    </w:p>
+    <w:p>
+      <w:pPr>
+        <w:pStyle w:val="Normal"/>
+        <w:bidi w:val="0"/>
+        <w:spacing w:lineRule="auto" w:line="240"/>
+        <w:jc w:val="start"/>
+        <w:rPr>
+          <w:lang w:val="ru-RU"/>
+        </w:rPr>
+      </w:pPr>
+      <w:r>
+        <w:rPr>
+          <w:lang w:val="ru-RU"/>
+        </w:rPr>
+      </w:r>
+    </w:p>
+    <w:p>
+      <w:pPr>
+        <w:pStyle w:val="Normal"/>
+        <w:bidi w:val="0"/>
+        <w:spacing w:lineRule="auto" w:line="240"/>
+        <w:jc w:val="start"/>
+        <w:rPr>
+          <w:lang w:val="ru-RU"/>
+        </w:rPr>
+      </w:pPr>
+      <w:r>
+        <w:rPr>
+          <w:lang w:val="ru-RU"/>
+        </w:rPr>
+      </w:r>
+    </w:p>
+    <w:p>
+      <w:pPr>
+        <w:pStyle w:val="Normal"/>
+        <w:bidi w:val="0"/>
+        <w:spacing w:lineRule="auto" w:line="240"/>
+        <w:jc w:val="start"/>
+        <w:rPr>
+          <w:lang w:val="ru-RU"/>
+        </w:rPr>
+      </w:pPr>
+      <w:r>
+        <w:rPr>
+          <w:lang w:val="ru-RU"/>
+        </w:rPr>
+      </w:r>
+    </w:p>
+    <w:p>
+      <w:pPr>
+        <w:pStyle w:val="Normal"/>
+        <w:bidi w:val="0"/>
+        <w:spacing w:lineRule="auto" w:line="240"/>
+        <w:jc w:val="start"/>
+        <w:rPr>
+          <w:lang w:val="ru-RU"/>
+        </w:rPr>
+      </w:pPr>
+      <w:r>
+        <w:rPr>
+          <w:lang w:val="ru-RU"/>
+        </w:rPr>
+      </w:r>
+    </w:p>
+    <w:p>
+      <w:pPr>
+        <w:pStyle w:val="Normal"/>
+        <w:bidi w:val="0"/>
+        <w:spacing w:lineRule="auto" w:line="240"/>
+        <w:jc w:val="start"/>
+        <w:rPr>
+          <w:lang w:val="ru-RU"/>
+        </w:rPr>
+      </w:pPr>
+      <w:r>
+        <w:rPr>
+          <w:lang w:val="ru-RU"/>
+        </w:rPr>
+      </w:r>
+    </w:p>
+    <w:p>
+      <w:pPr>
+        <w:pStyle w:val="Normal"/>
+        <w:bidi w:val="0"/>
+        <w:spacing w:lineRule="auto" w:line="240"/>
+        <w:jc w:val="start"/>
+        <w:rPr>
+          <w:lang w:val="ru-RU"/>
+        </w:rPr>
+      </w:pPr>
+      <w:r>
+        <w:rPr>
           <w:lang w:val="ru-RU"/>
         </w:rPr>
       </w:r>
@@ -1134,36 +979,9 @@
           <w:i w:val="false"/>
           <w:iCs w:val="false"/>
           <w:u w:val="none"/>
-          <w:lang w:val="en-US"/>
-        </w:rPr>
-        <w:t>{{</w:t>
-      </w:r>
-      <w:r>
-        <w:rPr>
-          <w:i w:val="false"/>
-          <w:iCs w:val="false"/>
-          <w:u w:val="none"/>
-          <w:lang w:val="ru-RU"/>
-        </w:rPr>
-        <w:t>фио_специалиста</w:t>
-      </w:r>
-      <w:r>
-        <w:rPr>
-          <w:i w:val="false"/>
-          <w:iCs w:val="false"/>
-          <w:u w:val="none"/>
-          <w:lang w:val="en-US"/>
-        </w:rPr>
-        <w:t xml:space="preserve">}}, </w:t>
-      </w:r>
-      <w:r>
-        <w:rPr>
-          <w:i w:val="false"/>
-          <w:iCs w:val="false"/>
-          <w:u w:val="none"/>
-          <w:lang w:val="ru-RU"/>
-        </w:rPr>
-        <w:t xml:space="preserve">специалист по социальной работе отделения социального обслуживания на дому, 8 (42337) 4-94-50, </w:t>
+          <w:lang w:val="ru-RU"/>
+        </w:rPr>
+        <w:t xml:space="preserve">{{фио_специалиста}}, специалист по социальной работе отделения социального обслуживания на дому, 8 (42337) 4-94-50, </w:t>
       </w:r>
       <w:r>
         <w:rPr>

--- a/templates/health.docx
+++ b/templates/health.docx
@@ -16,15 +16,15 @@
         </w:tblCellMar>
       </w:tblPr>
       <w:tblGrid>
-        <w:gridCol w:w="4476"/>
-        <w:gridCol w:w="1867"/>
+        <w:gridCol w:w="4475"/>
+        <w:gridCol w:w="1868"/>
         <w:gridCol w:w="3303"/>
       </w:tblGrid>
       <w:tr>
         <w:trPr/>
         <w:tc>
           <w:tcPr>
-            <w:tcW w:w="4476" w:type="dxa"/>
+            <w:tcW w:w="4475" w:type="dxa"/>
             <w:tcBorders>
               <w:top w:val="single" w:sz="4" w:space="0" w:color="000000"/>
               <w:start w:val="single" w:sz="4" w:space="0" w:color="000000"/>
@@ -33,7 +33,7 @@
           </w:tcPr>
           <w:p>
             <w:pPr>
-              <w:pStyle w:val="user2"/>
+              <w:pStyle w:val="Style16"/>
               <w:bidi w:val="0"/>
               <w:spacing w:lineRule="auto" w:line="240"/>
               <w:jc w:val="center"/>
@@ -102,7 +102,7 @@
           </w:p>
           <w:p>
             <w:pPr>
-              <w:pStyle w:val="user2"/>
+              <w:pStyle w:val="Style16"/>
               <w:bidi w:val="0"/>
               <w:spacing w:lineRule="auto" w:line="240"/>
               <w:jc w:val="center"/>
@@ -134,7 +134,7 @@
           </w:p>
           <w:p>
             <w:pPr>
-              <w:pStyle w:val="user2"/>
+              <w:pStyle w:val="Style16"/>
               <w:bidi w:val="0"/>
               <w:spacing w:lineRule="auto" w:line="240"/>
               <w:jc w:val="center"/>
@@ -155,7 +155,7 @@
           </w:p>
           <w:p>
             <w:pPr>
-              <w:pStyle w:val="user2"/>
+              <w:pStyle w:val="Style16"/>
               <w:bidi w:val="0"/>
               <w:spacing w:lineRule="auto" w:line="240"/>
               <w:jc w:val="center"/>
@@ -176,7 +176,7 @@
           </w:p>
           <w:p>
             <w:pPr>
-              <w:pStyle w:val="user2"/>
+              <w:pStyle w:val="Style16"/>
               <w:bidi w:val="0"/>
               <w:spacing w:lineRule="auto" w:line="240"/>
               <w:jc w:val="center"/>
@@ -197,7 +197,7 @@
           </w:p>
           <w:p>
             <w:pPr>
-              <w:pStyle w:val="user2"/>
+              <w:pStyle w:val="Style16"/>
               <w:bidi w:val="0"/>
               <w:spacing w:lineRule="auto" w:line="240"/>
               <w:jc w:val="center"/>
@@ -218,7 +218,7 @@
           </w:p>
           <w:p>
             <w:pPr>
-              <w:pStyle w:val="user2"/>
+              <w:pStyle w:val="Style16"/>
               <w:bidi w:val="0"/>
               <w:spacing w:lineRule="auto" w:line="240"/>
               <w:jc w:val="center"/>
@@ -250,7 +250,7 @@
           </w:p>
           <w:p>
             <w:pPr>
-              <w:pStyle w:val="user2"/>
+              <w:pStyle w:val="Style16"/>
               <w:bidi w:val="0"/>
               <w:spacing w:lineRule="auto" w:line="240"/>
               <w:jc w:val="center"/>
@@ -273,7 +273,7 @@
           </w:p>
           <w:p>
             <w:pPr>
-              <w:pStyle w:val="user2"/>
+              <w:pStyle w:val="Style16"/>
               <w:bidi w:val="0"/>
               <w:spacing w:lineRule="auto" w:line="240"/>
               <w:jc w:val="center"/>
@@ -296,7 +296,7 @@
           </w:p>
           <w:p>
             <w:pPr>
-              <w:pStyle w:val="user2"/>
+              <w:pStyle w:val="Style16"/>
               <w:bidi w:val="0"/>
               <w:spacing w:lineRule="auto" w:line="240"/>
               <w:jc w:val="center"/>
@@ -354,7 +354,7 @@
           </w:p>
           <w:p>
             <w:pPr>
-              <w:pStyle w:val="user2"/>
+              <w:pStyle w:val="Style16"/>
               <w:bidi w:val="0"/>
               <w:spacing w:lineRule="auto" w:line="240"/>
               <w:jc w:val="center"/>
@@ -379,7 +379,7 @@
           </w:p>
           <w:p>
             <w:pPr>
-              <w:pStyle w:val="user2"/>
+              <w:pStyle w:val="Style16"/>
               <w:bidi w:val="0"/>
               <w:spacing w:lineRule="auto" w:line="240"/>
               <w:jc w:val="center"/>
@@ -422,7 +422,7 @@
         </w:tc>
         <w:tc>
           <w:tcPr>
-            <w:tcW w:w="1867" w:type="dxa"/>
+            <w:tcW w:w="1868" w:type="dxa"/>
             <w:tcBorders>
               <w:top w:val="single" w:sz="4" w:space="0" w:color="000000"/>
               <w:start w:val="single" w:sz="4" w:space="0" w:color="000000"/>
@@ -431,7 +431,7 @@
           </w:tcPr>
           <w:p>
             <w:pPr>
-              <w:pStyle w:val="user2"/>
+              <w:pStyle w:val="Style16"/>
               <w:bidi w:val="0"/>
               <w:spacing w:lineRule="auto" w:line="240"/>
               <w:jc w:val="start"/>
@@ -462,7 +462,7 @@
           </w:tcPr>
           <w:p>
             <w:pPr>
-              <w:pStyle w:val="user2"/>
+              <w:pStyle w:val="Style16"/>
               <w:bidi w:val="0"/>
               <w:spacing w:lineRule="auto" w:line="240"/>
               <w:jc w:val="start"/>
@@ -482,7 +482,7 @@
           </w:p>
           <w:p>
             <w:pPr>
-              <w:pStyle w:val="user2"/>
+              <w:pStyle w:val="Style16"/>
               <w:bidi w:val="0"/>
               <w:spacing w:lineRule="auto" w:line="240"/>
               <w:jc w:val="start"/>
@@ -502,7 +502,7 @@
           </w:p>
           <w:p>
             <w:pPr>
-              <w:pStyle w:val="user2"/>
+              <w:pStyle w:val="Style16"/>
               <w:bidi w:val="0"/>
               <w:spacing w:lineRule="auto" w:line="240"/>
               <w:jc w:val="start"/>
@@ -522,7 +522,7 @@
           </w:p>
           <w:p>
             <w:pPr>
-              <w:pStyle w:val="user2"/>
+              <w:pStyle w:val="Style16"/>
               <w:bidi w:val="0"/>
               <w:spacing w:lineRule="auto" w:line="240"/>
               <w:jc w:val="start"/>
@@ -542,7 +542,7 @@
           </w:p>
           <w:p>
             <w:pPr>
-              <w:pStyle w:val="user2"/>
+              <w:pStyle w:val="Style16"/>
               <w:bidi w:val="0"/>
               <w:spacing w:lineRule="auto" w:line="240"/>
               <w:jc w:val="start"/>
@@ -559,7 +559,7 @@
           </w:p>
           <w:p>
             <w:pPr>
-              <w:pStyle w:val="user2"/>
+              <w:pStyle w:val="Style16"/>
               <w:bidi w:val="0"/>
               <w:spacing w:lineRule="auto" w:line="240"/>
               <w:jc w:val="start"/>
@@ -575,7 +575,7 @@
           </w:p>
           <w:p>
             <w:pPr>
-              <w:pStyle w:val="user2"/>
+              <w:pStyle w:val="Style16"/>
               <w:bidi w:val="0"/>
               <w:spacing w:lineRule="auto" w:line="240"/>
               <w:jc w:val="start"/>
@@ -1134,8 +1134,8 @@
       <w:rFonts w:cs="Lucida Sans"/>
     </w:rPr>
   </w:style>
-  <w:style w:type="paragraph" w:styleId="user2">
-    <w:name w:val="Содержимое таблицы (user)"/>
+  <w:style w:type="paragraph" w:styleId="Style16">
+    <w:name w:val="Содержимое таблицы"/>
     <w:basedOn w:val="Normal"/>
     <w:qFormat/>
     <w:pPr>

--- a/templates/health.docx
+++ b/templates/health.docx
@@ -16,15 +16,15 @@
         </w:tblCellMar>
       </w:tblPr>
       <w:tblGrid>
-        <w:gridCol w:w="4475"/>
-        <w:gridCol w:w="1868"/>
+        <w:gridCol w:w="4474"/>
+        <w:gridCol w:w="1869"/>
         <w:gridCol w:w="3303"/>
       </w:tblGrid>
       <w:tr>
         <w:trPr/>
         <w:tc>
           <w:tcPr>
-            <w:tcW w:w="4475" w:type="dxa"/>
+            <w:tcW w:w="4474" w:type="dxa"/>
             <w:tcBorders>
               <w:top w:val="single" w:sz="4" w:space="0" w:color="000000"/>
               <w:start w:val="single" w:sz="4" w:space="0" w:color="000000"/>
@@ -33,7 +33,7 @@
           </w:tcPr>
           <w:p>
             <w:pPr>
-              <w:pStyle w:val="Style16"/>
+              <w:pStyle w:val="user2"/>
               <w:bidi w:val="0"/>
               <w:spacing w:lineRule="auto" w:line="240"/>
               <w:jc w:val="center"/>
@@ -102,7 +102,7 @@
           </w:p>
           <w:p>
             <w:pPr>
-              <w:pStyle w:val="Style16"/>
+              <w:pStyle w:val="user2"/>
               <w:bidi w:val="0"/>
               <w:spacing w:lineRule="auto" w:line="240"/>
               <w:jc w:val="center"/>
@@ -134,7 +134,7 @@
           </w:p>
           <w:p>
             <w:pPr>
-              <w:pStyle w:val="Style16"/>
+              <w:pStyle w:val="user2"/>
               <w:bidi w:val="0"/>
               <w:spacing w:lineRule="auto" w:line="240"/>
               <w:jc w:val="center"/>
@@ -155,7 +155,7 @@
           </w:p>
           <w:p>
             <w:pPr>
-              <w:pStyle w:val="Style16"/>
+              <w:pStyle w:val="user2"/>
               <w:bidi w:val="0"/>
               <w:spacing w:lineRule="auto" w:line="240"/>
               <w:jc w:val="center"/>
@@ -176,7 +176,7 @@
           </w:p>
           <w:p>
             <w:pPr>
-              <w:pStyle w:val="Style16"/>
+              <w:pStyle w:val="user2"/>
               <w:bidi w:val="0"/>
               <w:spacing w:lineRule="auto" w:line="240"/>
               <w:jc w:val="center"/>
@@ -197,7 +197,7 @@
           </w:p>
           <w:p>
             <w:pPr>
-              <w:pStyle w:val="Style16"/>
+              <w:pStyle w:val="user2"/>
               <w:bidi w:val="0"/>
               <w:spacing w:lineRule="auto" w:line="240"/>
               <w:jc w:val="center"/>
@@ -218,7 +218,7 @@
           </w:p>
           <w:p>
             <w:pPr>
-              <w:pStyle w:val="Style16"/>
+              <w:pStyle w:val="user2"/>
               <w:bidi w:val="0"/>
               <w:spacing w:lineRule="auto" w:line="240"/>
               <w:jc w:val="center"/>
@@ -250,7 +250,7 @@
           </w:p>
           <w:p>
             <w:pPr>
-              <w:pStyle w:val="Style16"/>
+              <w:pStyle w:val="user2"/>
               <w:bidi w:val="0"/>
               <w:spacing w:lineRule="auto" w:line="240"/>
               <w:jc w:val="center"/>
@@ -273,7 +273,7 @@
           </w:p>
           <w:p>
             <w:pPr>
-              <w:pStyle w:val="Style16"/>
+              <w:pStyle w:val="user2"/>
               <w:bidi w:val="0"/>
               <w:spacing w:lineRule="auto" w:line="240"/>
               <w:jc w:val="center"/>
@@ -296,7 +296,7 @@
           </w:p>
           <w:p>
             <w:pPr>
-              <w:pStyle w:val="Style16"/>
+              <w:pStyle w:val="user2"/>
               <w:bidi w:val="0"/>
               <w:spacing w:lineRule="auto" w:line="240"/>
               <w:jc w:val="center"/>
@@ -354,7 +354,7 @@
           </w:p>
           <w:p>
             <w:pPr>
-              <w:pStyle w:val="Style16"/>
+              <w:pStyle w:val="user2"/>
               <w:bidi w:val="0"/>
               <w:spacing w:lineRule="auto" w:line="240"/>
               <w:jc w:val="center"/>
@@ -379,7 +379,7 @@
           </w:p>
           <w:p>
             <w:pPr>
-              <w:pStyle w:val="Style16"/>
+              <w:pStyle w:val="user2"/>
               <w:bidi w:val="0"/>
               <w:spacing w:lineRule="auto" w:line="240"/>
               <w:jc w:val="center"/>
@@ -422,7 +422,7 @@
         </w:tc>
         <w:tc>
           <w:tcPr>
-            <w:tcW w:w="1868" w:type="dxa"/>
+            <w:tcW w:w="1869" w:type="dxa"/>
             <w:tcBorders>
               <w:top w:val="single" w:sz="4" w:space="0" w:color="000000"/>
               <w:start w:val="single" w:sz="4" w:space="0" w:color="000000"/>
@@ -431,7 +431,7 @@
           </w:tcPr>
           <w:p>
             <w:pPr>
-              <w:pStyle w:val="Style16"/>
+              <w:pStyle w:val="user2"/>
               <w:bidi w:val="0"/>
               <w:spacing w:lineRule="auto" w:line="240"/>
               <w:jc w:val="start"/>
@@ -462,7 +462,7 @@
           </w:tcPr>
           <w:p>
             <w:pPr>
-              <w:pStyle w:val="Style16"/>
+              <w:pStyle w:val="user2"/>
               <w:bidi w:val="0"/>
               <w:spacing w:lineRule="auto" w:line="240"/>
               <w:jc w:val="start"/>
@@ -482,7 +482,7 @@
           </w:p>
           <w:p>
             <w:pPr>
-              <w:pStyle w:val="Style16"/>
+              <w:pStyle w:val="user2"/>
               <w:bidi w:val="0"/>
               <w:spacing w:lineRule="auto" w:line="240"/>
               <w:jc w:val="start"/>
@@ -502,7 +502,7 @@
           </w:p>
           <w:p>
             <w:pPr>
-              <w:pStyle w:val="Style16"/>
+              <w:pStyle w:val="user2"/>
               <w:bidi w:val="0"/>
               <w:spacing w:lineRule="auto" w:line="240"/>
               <w:jc w:val="start"/>
@@ -522,7 +522,7 @@
           </w:p>
           <w:p>
             <w:pPr>
-              <w:pStyle w:val="Style16"/>
+              <w:pStyle w:val="user2"/>
               <w:bidi w:val="0"/>
               <w:spacing w:lineRule="auto" w:line="240"/>
               <w:jc w:val="start"/>
@@ -542,7 +542,7 @@
           </w:p>
           <w:p>
             <w:pPr>
-              <w:pStyle w:val="Style16"/>
+              <w:pStyle w:val="user2"/>
               <w:bidi w:val="0"/>
               <w:spacing w:lineRule="auto" w:line="240"/>
               <w:jc w:val="start"/>
@@ -559,7 +559,7 @@
           </w:p>
           <w:p>
             <w:pPr>
-              <w:pStyle w:val="Style16"/>
+              <w:pStyle w:val="user2"/>
               <w:bidi w:val="0"/>
               <w:spacing w:lineRule="auto" w:line="240"/>
               <w:jc w:val="start"/>
@@ -575,7 +575,7 @@
           </w:p>
           <w:p>
             <w:pPr>
-              <w:pStyle w:val="Style16"/>
+              <w:pStyle w:val="user2"/>
               <w:bidi w:val="0"/>
               <w:spacing w:lineRule="auto" w:line="240"/>
               <w:jc w:val="start"/>
@@ -682,14 +682,7 @@
     <w:p>
       <w:pPr>
         <w:pStyle w:val="Normal"/>
-        <w:bidi w:val="0"/>
-        <w:spacing w:lineRule="auto" w:line="240"/>
-        <w:jc w:val="start"/>
-        <w:rPr>
-          <w:i w:val="false"/>
-          <w:iCs w:val="false"/>
-          <w:lang w:val="en-US"/>
-        </w:rPr>
+        <w:rPr/>
       </w:pPr>
       <w:r>
         <w:rPr>
@@ -702,9 +695,75 @@
         <w:rPr>
           <w:i w:val="false"/>
           <w:iCs w:val="false"/>
-          <w:lang w:val="ru-RU"/>
-        </w:rPr>
-        <w:t>{{фио}}, дата рождения: {{дата_рождения}}, адрес: {{адрес}}</w:t>
+          <w:u w:val="single"/>
+          <w:lang w:val="ru-RU"/>
+        </w:rPr>
+        <w:t>{{фио</w:t>
+      </w:r>
+      <w:r>
+        <w:rPr>
+          <w:i w:val="false"/>
+          <w:iCs w:val="false"/>
+          <w:u w:val="single"/>
+          <w:lang w:val="ru-RU"/>
+        </w:rPr>
+        <w:t>_собственника</w:t>
+      </w:r>
+      <w:r>
+        <w:rPr>
+          <w:u w:val="single"/>
+        </w:rPr>
+        <w:t>}}</w:t>
+      </w:r>
+      <w:r>
+        <w:rPr/>
+        <w:t xml:space="preserve">, дата рождения: </w:t>
+      </w:r>
+      <w:r>
+        <w:rPr>
+          <w:u w:val="single"/>
+        </w:rPr>
+        <w:t>{{дата_рождения</w:t>
+      </w:r>
+      <w:r>
+        <w:rPr>
+          <w:i w:val="false"/>
+          <w:iCs w:val="false"/>
+          <w:u w:val="single"/>
+          <w:lang w:val="ru-RU"/>
+        </w:rPr>
+        <w:t>_собственника</w:t>
+      </w:r>
+      <w:r>
+        <w:rPr>
+          <w:u w:val="single"/>
+        </w:rPr>
+        <w:t>}}</w:t>
+      </w:r>
+      <w:r>
+        <w:rPr/>
+        <w:t xml:space="preserve">, адрес: </w:t>
+      </w:r>
+      <w:r>
+        <w:rPr>
+          <w:u w:val="single"/>
+        </w:rPr>
+        <w:t>{{адрес</w:t>
+      </w:r>
+      <w:r>
+        <w:rPr>
+          <w:i w:val="false"/>
+          <w:iCs w:val="false"/>
+          <w:u w:val="single"/>
+          <w:lang w:val="ru-RU"/>
+        </w:rPr>
+        <w:t>_собственника</w:t>
+      </w:r>
+      <w:r>
+        <w:rPr>
+          <w:u w:val="single"/>
+        </w:rPr>
+        <w:t>}}</w:t>
       </w:r>
     </w:p>
     <w:p>
@@ -1133,6 +1192,16 @@
     <w:rPr>
       <w:rFonts w:cs="Lucida Sans"/>
     </w:rPr>
+  </w:style>
+  <w:style w:type="paragraph" w:styleId="user2">
+    <w:name w:val="Содержимое таблицы (user)"/>
+    <w:basedOn w:val="Normal"/>
+    <w:qFormat/>
+    <w:pPr>
+      <w:widowControl w:val="false"/>
+      <w:suppressLineNumbers/>
+    </w:pPr>
+    <w:rPr/>
   </w:style>
   <w:style w:type="paragraph" w:styleId="Style16">
     <w:name w:val="Содержимое таблицы"/>

--- a/templates/health.docx
+++ b/templates/health.docx
@@ -698,7 +698,7 @@
           <w:u w:val="single"/>
           <w:lang w:val="ru-RU"/>
         </w:rPr>
-        <w:t>{{фио</w:t>
+        <w:t/>
       </w:r>
       <w:r>
         <w:rPr>
@@ -707,13 +707,13 @@
           <w:u w:val="single"/>
           <w:lang w:val="ru-RU"/>
         </w:rPr>
-        <w:t>_собственника</w:t>
+        <w:t>{{фио_собственника}}</w:t>
       </w:r>
       <w:r>
         <w:rPr>
           <w:u w:val="single"/>
         </w:rPr>
-        <w:t>}}</w:t>
+        <w:t/>
       </w:r>
       <w:r>
         <w:rPr/>
@@ -723,7 +723,7 @@
         <w:rPr>
           <w:u w:val="single"/>
         </w:rPr>
-        <w:t>{{дата_рождения</w:t>
+        <w:t/>
       </w:r>
       <w:r>
         <w:rPr>
@@ -732,13 +732,13 @@
           <w:u w:val="single"/>
           <w:lang w:val="ru-RU"/>
         </w:rPr>
-        <w:t>_собственника</w:t>
+        <w:t>{{дата_рождения_собственника}}</w:t>
       </w:r>
       <w:r>
         <w:rPr>
           <w:u w:val="single"/>
         </w:rPr>
-        <w:t>}}</w:t>
+        <w:t/>
       </w:r>
       <w:r>
         <w:rPr/>
@@ -748,7 +748,7 @@
         <w:rPr>
           <w:u w:val="single"/>
         </w:rPr>
-        <w:t>{{адрес</w:t>
+        <w:t/>
       </w:r>
       <w:r>
         <w:rPr>
@@ -757,13 +757,13 @@
           <w:u w:val="single"/>
           <w:lang w:val="ru-RU"/>
         </w:rPr>
-        <w:t>_собственника</w:t>
+        <w:t>{{адрес_собственника}}</w:t>
       </w:r>
       <w:r>
         <w:rPr>
           <w:u w:val="single"/>
         </w:rPr>
-        <w:t>}}</w:t>
+        <w:t/>
       </w:r>
     </w:p>
     <w:p>
